--- a/ladeklar/docs/recht/pdf/AGB.docx
+++ b/ladeklar/docs/recht/pdf/AGB.docx
@@ -830,7 +830,7 @@
         <w:pStyle w:val="BodyText"/>
       </w:pPr>
       <w:r>
-        <w:t xml:space="preserve">(3) Ein kostenpflichtiger Vertrag kommt zustande, indem der Kunde einen Tarif in der Plattform bucht („[Tarif zahlungspflichtig buchen]“) und der Anbieter die Buchung in Textform bestätigt oder den Tarif freischaltet, oder indem der Kunde ein Angebot des Anbieters in Textform annimmt.</w:t>
+        <w:t xml:space="preserve">(3) Ein kostenpflichtiger Vertrag kommt zustande, indem der Kunde einen Tarif in der Plattform bucht („[Tarif zahlungspflichtig buchen]“) und der Anbieter die Buchung in Textform bestätigt oder den Tarif freischaltet, oder indem der Kunde ein Angebot des Anbieters in Textform annimmt. [Solange die Plattform keine Buchungsfunktion hat, schaltet der Anbieter den Tarif nach einer Bestellung oder Angebotsannahme in Textform frei.]</w:t>
       </w:r>
     </w:p>
     <w:p>
@@ -888,7 +888,7 @@
         <w:pStyle w:val="BodyText"/>
       </w:pPr>
       <w:r>
-        <w:t xml:space="preserve">(3) Bucht der Kunde bis zum Ende der Testphase keinen Tarif, wird der Mandant in den Status „Gesperrt“ versetzt. Der Admin kann dann für weitere 30 Tage alle Daten lesen und exportieren (§ 17 Abs. 1). Danach löscht der Anbieter den Mandanten einschließlich aller Kundendaten nach § 18 Abs. 2. Bucht der Kunde einen Tarif, bleiben die in der Testphase erfassten Daten erhalten.</w:t>
+        <w:t xml:space="preserve">(3) Bucht der Kunde bis zum Ende der Testphase keinen Tarif, sperrt die Plattform den Mandanten automatisch (Anzeige „Abgelaufen“); es gelten die Wirkungen des Status „Gesperrt“ (§ 14 Abs. 3). Der Admin kann dann für weitere 30 Tage alle Daten lesen und exportieren (§ 17 Abs. 1). Danach setzt der Anbieter den Status „Gekündigt“ und löscht den Mandanten einschließlich aller Kundendaten nach § 18 Abs. 2. Bucht der Kunde einen Tarif, bleiben die in der Testphase erfassten Daten erhalten.</w:t>
       </w:r>
     </w:p>
     <w:p>
@@ -1454,31 +1454,31 @@
               <w:jc w:val="left"/>
             </w:pPr>
             <w:r>
-              <w:t xml:space="preserve">Basis</w:t>
-            </w:r>
-          </w:p>
-        </w:tc>
-        <w:tc>
-          <w:tcPr/>
-          <w:p>
-            <w:pPr>
-              <w:pStyle w:val="Compact"/>
-              <w:jc w:val="left"/>
-            </w:pPr>
-            <w:r>
-              <w:t xml:space="preserve">voll</w:t>
-            </w:r>
-          </w:p>
-        </w:tc>
-        <w:tc>
-          <w:tcPr/>
-          <w:p>
-            <w:pPr>
-              <w:pStyle w:val="Compact"/>
-              <w:jc w:val="left"/>
-            </w:pPr>
-            <w:r>
-              <w:t xml:space="preserve">voll</w:t>
+              <w:t xml:space="preserve">ja</w:t>
+            </w:r>
+          </w:p>
+        </w:tc>
+        <w:tc>
+          <w:tcPr/>
+          <w:p>
+            <w:pPr>
+              <w:pStyle w:val="Compact"/>
+              <w:jc w:val="left"/>
+            </w:pPr>
+            <w:r>
+              <w:t xml:space="preserve">ja</w:t>
+            </w:r>
+          </w:p>
+        </w:tc>
+        <w:tc>
+          <w:tcPr/>
+          <w:p>
+            <w:pPr>
+              <w:pStyle w:val="Compact"/>
+              <w:jc w:val="left"/>
+            </w:pPr>
+            <w:r>
+              <w:t xml:space="preserve">ja</w:t>
             </w:r>
           </w:p>
         </w:tc>
@@ -1697,7 +1697,7 @@
         <w:pStyle w:val="BodyText"/>
       </w:pPr>
       <w:r>
-        <w:t xml:space="preserve">(4) Die Plattform prüft die Grenzen des gebuchten Tarifs (Fahrer, Fahrzeuge, Disponenten, Speicher) und weist auf einen möglichen Tarifwechsel hin. Ein Wechsel in einen höheren Tarif ist jederzeit mit sofortiger Wirkung möglich und wird zeitanteilig abgerechnet. Ein Wechsel in einen niedrigeren Tarif wird zum Ende des laufenden Abrechnungszeitraums wirksam, wenn die Nutzung zu diesem Zeitpunkt innerhalb der Grenzen des niedrigeren Tarifs liegt.</w:t>
+        <w:t xml:space="preserve">(4) Die Plattform prüft die Grenzen des gebuchten Tarifs (Fahrerplätze, Fahrzeuge, Büro-Zugänge, Speicher), nimmt darüber hinaus keine weiteren aktiven Zugänge, Fahrzeuge oder Dateien an und weist auf einen möglichen Tarifwechsel hin; die Regeln zum Speicher enthält die Leistungsbeschreibung/SLA (Teil A Ziffer 4). Den Wechsel in einen anderen Tarif kann der Admin in der Plattform anfragen (Einstellungen → Lizenz → „Tarif wechseln anfragen“); der Anbieter führt ihn aus. Ein Wechsel in einen höheren Tarif ist jederzeit mit sofortiger Wirkung möglich und wird zeitanteilig abgerechnet. Ein Wechsel in einen niedrigeren Tarif wird zum Ende des laufenden Abrechnungszeitraums wirksam, wenn die Nutzung zu diesem Zeitpunkt innerhalb der Grenzen des niedrigeren Tarifs liegt; die Plattform zeigt dem Anbieter vor dem Wechsel an, wo die Nutzung darüber liegt. Wird der Wechsel dennoch vereinbart, kann der Kunde bis zur Bereinigung keine weiteren Zugänge oder Fahrzeuge anlegen. Eigene Domains entfallen mit dem Wechsel in einen Tarif ohne eigene Domain, die Subdomain mit Firmen-Marke mit dem Wechsel in den Tarif Start.</w:t>
       </w:r>
     </w:p>
     <w:p>
@@ -1811,7 +1811,7 @@
         <w:t xml:space="preserve"> </w:t>
       </w:r>
       <w:r>
-        <w:t xml:space="preserve">In den Tarifen Flotte und Premium kann der Kunde über die inklusiven Fahrer hinaus weitere Fahrerzugänge anlegen. Abgerechnet wird je Abrechnungsmonat die höchste Zahl gleichzeitig aktiver Fahrerzugänge, soweit sie die im Tarif enthaltene Zahl übersteigt. Deaktivierte Fahrerzugänge werden nicht berechnet. Im Tarif Start sind Zusatzfahrer nicht buchbar.</w:t>
+        <w:t xml:space="preserve">In den Tarifen Flotte und Premium kann der Kunde über die inklusiven Fahrer hinaus zusätzliche Fahrerplätze buchen; der Anbieter schaltet sie frei. Abgerechnet wird je Abrechnungsmonat die Zahl der gebuchten Zusatzplätze, unabhängig davon, wie viele davon belegt sind. Mehr aktive Fahrerzugänge, als Plätze vorhanden sind, lässt die Plattform nicht zu; gesperrte und gelöschte Fahrerzugänge belegen keinen Platz. Im Tarif Start sind Zusatzfahrer nicht buchbar.</w:t>
       </w:r>
     </w:p>
     <w:p>
@@ -1835,12 +1835,54 @@
         <w:t xml:space="preserve"> </w:t>
       </w:r>
       <w:r>
-        <w:t xml:space="preserve">Der Kunde kann zusätzlichen Speicher zu [Preis] € netto je angefangene [10] GB und Monat buchen. Die Regeln bei Erreichen des Speicherkontingents ergeben sich aus der Leistungsbeschreibung/SLA.</w:t>
-      </w:r>
-    </w:p>
-    <w:p>
-      <w:pPr>
-        <w:pStyle w:val="BodyText"/>
+        <w:t xml:space="preserve">[Der Kunde kann zusätzlichen Speicher zu [Preis] € netto je angefangene [10] GB und Monat buchen.] Die Regeln bei Erreichen des Speicherkontingents ergeben sich aus der Leistungsbeschreibung/SLA.</w:t>
+      </w:r>
+    </w:p>
+    <w:p>
+      <w:pPr>
+        <w:pStyle w:val="BlockText"/>
+      </w:pPr>
+      <w:r>
+        <w:rPr>
+          <w:bCs/>
+          <w:b/>
+        </w:rPr>
+        <w:t xml:space="preserve">Prüfhinweis (Technik):</w:t>
+      </w:r>
+      <w:r>
+        <w:t xml:space="preserve"> </w:t>
+      </w:r>
+      <w:r>
+        <w:t xml:space="preserve">Die Plattform kennt derzeit keinen Zusatzspeicher: Das Kontingent ergibt sich fest aus dem Tarif (</w:t>
+      </w:r>
+      <w:r>
+        <w:rPr>
+          <w:rStyle w:val="VerbatimChar"/>
+        </w:rPr>
+        <w:t xml:space="preserve">PLANS[…].storageGB</w:t>
+      </w:r>
+      <w:r>
+        <w:t xml:space="preserve"> </w:t>
+      </w:r>
+      <w:r>
+        <w:t xml:space="preserve">in</w:t>
+      </w:r>
+      <w:r>
+        <w:t xml:space="preserve"> </w:t>
+      </w:r>
+      <w:r>
+        <w:rPr>
+          <w:rStyle w:val="VerbatimChar"/>
+        </w:rPr>
+        <w:t xml:space="preserve">core/engine.js</w:t>
+      </w:r>
+      <w:r>
+        <w:t xml:space="preserve">), und der Anbieter kann es in der Konsole nicht erhöhen. Mehr Speicher gibt es nur über einen Tarifwechsel. Den ersten Satz von Abs. 2 bis zur Umsetzung streichen.</w:t>
+      </w:r>
+    </w:p>
+    <w:p>
+      <w:pPr>
+        <w:pStyle w:val="FirstParagraph"/>
       </w:pPr>
       <w:r>
         <w:t xml:space="preserve">(3)</w:t>
@@ -2017,7 +2059,7 @@
         <w:pStyle w:val="BodyText"/>
       </w:pPr>
       <w:r>
-        <w:t xml:space="preserve">(5) Der Anbieter darf aggregierte Nutzungskennzahlen je Mandant ohne Personenbezug und ohne Inhalte der Auftragsdaten (z. B. Anzahl der Fahrer, Fahrzeuge und Lieferungen, belegter Speicher) für Abrechnung, Kapazitätsplanung und Produktverbesserung verwenden.</w:t>
+        <w:t xml:space="preserve">(5) Der Anbieter darf aggregierte Nutzungskennzahlen je Mandant ohne Personenbezug und ohne Inhalte der Auftragsdaten (z. B. Anzahl der Fahrer, Büro-Zugänge, Fahrzeuge und Lieferungen, Zeitpunkt der letzten Aktivität) für Abrechnung, Kapazitätsplanung und Produktverbesserung verwenden.</w:t>
       </w:r>
     </w:p>
     <w:p>
@@ -2143,7 +2185,7 @@
         <w:t xml:space="preserve"> </w:t>
       </w:r>
       <w:r>
-        <w:t xml:space="preserve">Der Kunde hält Passwörter, PINs, Einladungslinks und API-Schlüssel geheim und sorgt dafür, dass seine Nutzer dies ebenfalls tun. Admin- und Disponentenzugänge sind personengebunden. Bei Verdacht auf Missbrauch informiert der Kunde den Anbieter unverzüglich und setzt betroffene Zugänge zurück. Zugänge ausscheidender Nutzer deaktiviert der Kunde unverzüglich.</w:t>
+        <w:t xml:space="preserve">Der Kunde hält Passwörter, PINs, Einladungslinks und API-Schlüssel geheim und sorgt dafür, dass seine Nutzer dies ebenfalls tun. Admin- und Disponentenzugänge sind personengebunden. Bei Verdacht auf Missbrauch informiert der Kunde den Anbieter unverzüglich und setzt betroffene Zugänge zurück. Zugänge ausscheidender Nutzer deaktiviert der Kunde unverzüglich. Der Anbieter empfiehlt, für Admin- und Disponentenzugänge die Zwei-Faktor-Anmeldung der Plattform einzuschalten.</w:t>
       </w:r>
     </w:p>
     <w:p>
@@ -2251,7 +2293,7 @@
         <w:pStyle w:val="Compact"/>
       </w:pPr>
       <w:r>
-        <w:t xml:space="preserve">erforderliche Einwilligungen, insbesondere für die Standortabfrage beim Statuswechsel, wirksam eingeholt werden;</w:t>
+        <w:t xml:space="preserve">erforderliche Einwilligungen, insbesondere für die Standortabfrage beim Statuswechsel und für den Zugriff auf den Gerätestandort durch die Fahrsperre (in der Plattform voreingestellt eingeschaltet), wirksam eingeholt werden;</w:t>
       </w:r>
     </w:p>
     <w:p>
@@ -2343,7 +2385,7 @@
         <w:t xml:space="preserve"> </w:t>
       </w:r>
       <w:r>
-        <w:t xml:space="preserve">Der Kunde legt die Löschfristen für seinen Mandanten fest. Er ist selbst dafür verantwortlich, handels- und steuerrechtliche Aufbewahrungspflichten zu erfüllen, insbesondere Unterlagen, die Buchungsbelege sind, nach den GoBD in seinen eigenen Systemen zu archivieren. Der Anbieter empfiehlt, Abliefernachweise und Dokumente regelmäßig zu exportieren.</w:t>
+        <w:t xml:space="preserve">Der Kunde legt fest, wie lange abgeschlossene Lieferungen mit allen Dokumenten aufbewahrt werden (1 bis 10 Jahre, Voreinstellung 3 Jahre, gerechnet ab der Zustellung bzw. Stornierung); danach löscht die Plattform sie automatisch. Die übrigen Fristen sind in der Leistungsbeschreibung Teil A Ziffer 6 festgelegt. Der Kunde ist selbst dafür verantwortlich, handels- und steuerrechtliche Aufbewahrungspflichten zu erfüllen, insbesondere Unterlagen, die Buchungsbelege sind, nach den GoBD in seinen eigenen Systemen zu archivieren. Der Anbieter empfiehlt, Abliefernachweise und Dokumente regelmäßig zu exportieren.</w:t>
       </w:r>
     </w:p>
     <w:p>
@@ -2599,7 +2641,7 @@
         <w:t xml:space="preserve"> </w:t>
       </w:r>
       <w:r>
-        <w:t xml:space="preserve">Der Grundpreis des Tarifs ist monatlich im Voraus fällig. Zusatzfahrer und Zusatzspeicher werden monatlich nachträglich abgerechnet.</w:t>
+        <w:t xml:space="preserve">Der monatliche Preis aus Grundpreis des Tarifs, gebuchten Zusatzfahrern und gegebenenfalls dem Betrieb der White-Label-App ist für jeden Kalendermonat ab dem Monat des Beginns der kostenpflichtigen Nutzung im Voraus fällig. [Zusatzspeicher wird monatlich nachträglich abgerechnet.]</w:t>
       </w:r>
     </w:p>
     <w:p>
@@ -2623,12 +2665,39 @@
         <w:t xml:space="preserve"> </w:t>
       </w:r>
       <w:r>
-        <w:t xml:space="preserve">Bei jährlicher Zahlweise zahlt der Kunde für zwölf Monate den zehnfachen monatlichen Grundpreis im Voraus („2 Monate geschenkt“). Zusatzfahrer und Zusatzspeicher werden monatlich nachträglich abgerechnet.</w:t>
-      </w:r>
-    </w:p>
-    <w:p>
-      <w:pPr>
-        <w:pStyle w:val="BodyText"/>
+        <w:t xml:space="preserve">Bei jährlicher Zahlweise zahlt der Kunde für zwölf Monate den zehnfachen monatlichen Preis einschließlich gebuchter Zusatzfahrer und des Betriebs der White-Label-App im Voraus („2 Monate geschenkt“), erstmals im Monat des Beginns der kostenpflichtigen Nutzung und danach alle zwölf Monate. [Zusatzspeicher wird monatlich nachträglich abgerechnet.]</w:t>
+      </w:r>
+    </w:p>
+    <w:p>
+      <w:pPr>
+        <w:pStyle w:val="BlockText"/>
+      </w:pPr>
+      <w:r>
+        <w:rPr>
+          <w:bCs/>
+          <w:b/>
+        </w:rPr>
+        <w:t xml:space="preserve">Prüfhinweis (Technik):</w:t>
+      </w:r>
+      <w:r>
+        <w:t xml:space="preserve"> </w:t>
+      </w:r>
+      <w:r>
+        <w:t xml:space="preserve">Die Abrechnungsvorschau der Lizenzgeber-Konsole (</w:t>
+      </w:r>
+      <w:r>
+        <w:rPr>
+          <w:rStyle w:val="VerbatimChar"/>
+        </w:rPr>
+        <w:t xml:space="preserve">billingRun</w:t>
+      </w:r>
+      <w:r>
+        <w:t xml:space="preserve">) rechnet aus der Lizenz-Historie des Kunden (jede Änderung von Status, Tarif, Zahlweise, Zusatzfahrern, Store-App und Laufzeitende mit Zeitpunkt). Bezahlt ist eine Lizenz, solange sie aktiv ist, auch während einer Sperre nach vorheriger Zahlung (§ 14 Abs. 4), bis zum Laufzeitende; Testtage werden nie berechnet. Monatliche Zahler: jeder Kalendermonat mit mindestens einem bezahlten Tag, auch der Monat, in dem eine Kündigung wirksam wird; Tarif und Zusätze wie am letzten bezahlten Tag des Monats (Berliner Zeit). Jährliche Zahler: zehnfacher Monatspreis im ersten bezahlten Monat und danach alle zwölf Monate, nicht, wenn die Laufzeit vor dem Verlängerungstag endet; Änderungen im bezahlten Jahr gelten erst ab der Verlängerung. Wechsel monatlich → jährlich: im Wechselmonat beginnt ein neues Jahr ohne Monatsbeitrag; jährlich → monatlich: Monatsbeiträge erst nach dem bezahlten Jahr. Einrichtung der White-Label-App: 1.990 € einmalig im ersten bezahlten Monat mit App. Jede Zeile nennt ihren Grund, die CSV hat die Spalte „Grund“. Nicht abgebildet sind eine zeitanteilige Abrechnung von Tarifwechseln innerhalb eines Monats bzw. eines Jahres, die Erstattung nach § 16 Abs. 3, Zusatzspeicher und individuelle Leistungen; diese sind gesondert abzurechnen. Die Vorschau erzeugt keine Rechnungen.</w:t>
+      </w:r>
+    </w:p>
+    <w:p>
+      <w:pPr>
+        <w:pStyle w:val="FirstParagraph"/>
       </w:pPr>
       <w:r>
         <w:t xml:space="preserve">(4) Rechnungen werden elektronisch übermittelt. Der Kunde ist mit dem Empfang elektronischer Rechnungen einverstanden. Soweit gesetzlich vorgeschrieben oder vom Kunden gewünscht, stellt der Anbieter Rechnungen in einem strukturierten elektronischen Format (z. B. XRechnung oder ZUGFeRD) aus.</w:t>
@@ -2697,7 +2766,7 @@
         <w:pStyle w:val="BodyText"/>
       </w:pPr>
       <w:r>
-        <w:t xml:space="preserve">(3) Im Status „Gesperrt“ können die Nutzer die Daten weiterhin lesen und der Admin kann alle Daten vollständig exportieren. Neue Lieferungen, Statusmeldungen und Uploads sind nicht möglich; die Fahrer-App zeigt einen entsprechenden Hinweis. Der Kunde ist selbst dafür verantwortlich, laufende Touren in diesem Fall auf andere Weise zu dokumentieren.</w:t>
+        <w:t xml:space="preserve">(3) Im Status „Gesperrt“ können sich Admins und Disponenten weiter anmelden und die Daten lesen; der Admin kann alle Daten vollständig exportieren, Personen löschen und Kündigungs- oder Tarifwünsche senden. Neue Lieferungen, Statusmeldungen, Uploads und sonstige Änderungen sind nicht möglich; die App zeigt einen entsprechenden Hinweis. Die REST-API ist gesperrt. Angemeldete Fahrer werden abgemeldet und können sich nicht neu anmelden; die App zeigt ihnen „Zugang gesperrt – bitte die Disposition anrufen.“ Meldungen, die ein Fahrer ohne Netz gespeichert hat, bleiben auf seinem Gerät und werden erst gesendet, wenn er sich nach Aufhebung der Sperrung wieder anmeldet; liegt sein Tippen dann mehr als 72 Stunden zurück, speichert die Plattform den Zeitpunkt des Eingangs. Der Kunde ist selbst dafür verantwortlich, laufende Touren in diesem Fall auf andere Weise zu dokumentieren.</w:t>
       </w:r>
     </w:p>
     <w:p>
@@ -2887,15 +2956,7 @@
         <w:pStyle w:val="BodyText"/>
       </w:pPr>
       <w:r>
-        <w:t xml:space="preserve">(5) Kündigungen bedürfen der Textform. Der Admin kann den Vertrag auch über die Plattform kündigen.</w:t>
-      </w:r>
-    </w:p>
-    <w:p>
-      <w:pPr>
-        <w:pStyle w:val="BodyText"/>
-      </w:pPr>
-      <w:r>
-        <w:t xml:space="preserve">(6) Nach Zugang einer Kündigung erhält der Mandant den Status „Gekündigt“. Bis zum Vertragsende steht die Plattform unverändert zur Verfügung.</w:t>
+        <w:t xml:space="preserve">(5) Kündigungen bedürfen der Textform. Der Admin kann den Vertrag auch in der Plattform kündigen (Einstellungen → Lizenz → „Kündigen“, mit optionalem Grund und einer Bestätigung auf derselben Seite). Die Plattform speichert Zeitpunkt und Grund, vermerkt die Kündigung im Protokoll des Kunden und benachrichtigt den Anbieter. Der Anbieter bestätigt dem Kunden den Zugang und das Vertragsende in Textform. Bis dahin läuft der Vertrag unverändert weiter.</w:t>
       </w:r>
     </w:p>
     <w:p>
@@ -2913,6 +2974,44 @@
         <w:t xml:space="preserve"> </w:t>
       </w:r>
       <w:r>
+        <w:t xml:space="preserve">Ob die Erklärung in der Plattform die Textform (§ 126b BGB: Erklärung auf einem dauerhaften Datenträger) wahrt, ist zu prüfen; die Plattform sendet dem Kunden keine Kopie, die Erklärung steht nur in der Datenbank und im Protokoll des Kunden (Eintrag</w:t>
+      </w:r>
+      <w:r>
+        <w:t xml:space="preserve"> </w:t>
+      </w:r>
+      <w:r>
+        <w:rPr>
+          <w:rStyle w:val="VerbatimChar"/>
+        </w:rPr>
+        <w:t xml:space="preserve">tenant.cancel_request</w:t>
+      </w:r>
+      <w:r>
+        <w:t xml:space="preserve">). Die Bestätigung des Anbieters in Textform, z. B. per E-Mail, schließt diese Lücke. Ein Kündigungsbutton nach § 312k BGB ist im B2B-Verkehr nicht vorgeschrieben. Die Plattform bietet keinen eigenen Weg, eine gesendete Kündigung zurückzunehmen; das geschieht in Textform beim Anbieter.</w:t>
+      </w:r>
+    </w:p>
+    <w:p>
+      <w:pPr>
+        <w:pStyle w:val="FirstParagraph"/>
+      </w:pPr>
+      <w:r>
+        <w:t xml:space="preserve">(6) Nach Zugang einer Kündigung trägt der Anbieter das Vertragsende als Laufzeitende in der Plattform ein. Bis zum Vertragsende steht die Plattform unverändert zur Verfügung. Mit dem Vertragsende sperrt die Plattform den Mandanten automatisch (Anzeige „Abgelaufen“, Wirkungen wie § 14 Abs. 3), und der Anbieter setzt den Status „Gekündigt“: Nur noch der Admin kann sich anmelden; er kann alle Daten lesen, exportieren (§ 17 Abs. 1) und Personen löschen, aber nichts mehr ändern. Disponenten und Fahrer können sich nicht mehr anmelden.</w:t>
+      </w:r>
+    </w:p>
+    <w:p>
+      <w:pPr>
+        <w:pStyle w:val="BlockText"/>
+      </w:pPr>
+      <w:r>
+        <w:rPr>
+          <w:bCs/>
+          <w:b/>
+        </w:rPr>
+        <w:t xml:space="preserve">Prüfhinweis:</w:t>
+      </w:r>
+      <w:r>
+        <w:t xml:space="preserve"> </w:t>
+      </w:r>
+      <w:r>
         <w:t xml:space="preserve">Art. 25 Abs. 2 lit. d Data Act begrenzt die Frist für die Einleitung des Wechselvorgangs auf höchstens zwei Monate. Ob dies auch ein Recht zur vorzeitigen Beendigung befristeter Verträge begründet, ist umstritten. Erwägungsgrund 89 lässt befristete Verträge mit verhältnismäßigen Entgelten für die vorzeitige Beendigung zu; was verhältnismäßig ist, ist offen. Abs. 3 wählt eine kundenfreundliche Lösung (Wegfall des Jahresrabatts, keine Nachforderung), um nicht als Wechselhindernis (Art. 23) zu gelten. Der Digital Omnibus (Vorschlag der Kommission vom 19.11.2025) sieht hierzu Klarstellungen und Ausnahmen für KMU vor; er war am 16.10.2026 noch nicht verabschiedet.</w:t>
       </w:r>
     </w:p>
@@ -2947,7 +3046,34 @@
         <w:t xml:space="preserve"> </w:t>
       </w:r>
       <w:r>
-        <w:t xml:space="preserve">Der Admin kann jederzeit, auch im Status „Gesperrt“ oder „Gekündigt“, alle exportierbaren Daten (Anlage A) in strukturierten, gängigen und maschinenlesbaren Formaten exportieren: JSON (vollständiger Datenbestand mit Metadaten), CSV (Tabellen) und die Originaldateien (Fotos, PDF-Dokumente, Unterschriften, Logo). Im Tarif Premium steht zusätzlich die REST-API zur Verfügung. Die Datenformate und Datenstrukturen sind unter [Website-URL/export-formate] dokumentiert.</w:t>
+        <w:t xml:space="preserve">Der Admin kann jederzeit, auch im Status „Gesperrt“, „Abgelaufen“ oder „Gekündigt“, alle exportierbaren Daten (Anlage A) in strukturierten, gängigen und maschinenlesbaren Formaten exportieren: als ZIP-Archiv („Alles als ZIP (mit Lieferscheinen)“) mit JSON (</w:t>
+      </w:r>
+      <w:r>
+        <w:rPr>
+          <w:rStyle w:val="VerbatimChar"/>
+        </w:rPr>
+        <w:t xml:space="preserve">daten.json</w:t>
+      </w:r>
+      <w:r>
+        <w:t xml:space="preserve">, vollständiger Datenbestand mit Metadaten), CSV (</w:t>
+      </w:r>
+      <w:r>
+        <w:rPr>
+          <w:rStyle w:val="VerbatimChar"/>
+        </w:rPr>
+        <w:t xml:space="preserve">lieferungen.csv</w:t>
+      </w:r>
+      <w:r>
+        <w:t xml:space="preserve">, alle Lieferungen), allen gespeicherten Dateien (Fotos, PDF-Dokumente, Unterschriften, Logo) und einer Beschreibung (</w:t>
+      </w:r>
+      <w:r>
+        <w:rPr>
+          <w:rStyle w:val="VerbatimChar"/>
+        </w:rPr>
+        <w:t xml:space="preserve">LIESMICH.txt</w:t>
+      </w:r>
+      <w:r>
+        <w:t xml:space="preserve">); Archive über 4 GB im Format ZIP64; außerdem einzeln als JSON und als CSV. Berichte lassen sich je Monat als CSV herunterladen (die letzten 24 Monate). In CSV-Dateien sind Zellen, die mit einem Formelzeichen beginnen, durch ein vorangestelltes Apostroph entschärft. Jeder Export steht im Protokoll des Kunden. Im Tarif Premium steht zusätzlich die REST-API für Lieferungen zur Verfügung. Die Datenformate und Datenstrukturen sind unter [Website-URL/export-formate] dokumentiert.</w:t>
       </w:r>
     </w:p>
     <w:p>
@@ -3171,23 +3297,23 @@
         <w:pStyle w:val="FirstParagraph"/>
       </w:pPr>
       <w:r>
-        <w:t xml:space="preserve">(1) Nach Vertragsende kann der Admin die Daten noch 30 Kalendertage lesen und exportieren (Abrufzeitraum). Im Fall des § 17 tritt der Datenabrufzeitraum nach § 17 Abs. 4 an die Stelle dieses Abrufzeitraums.</w:t>
-      </w:r>
-    </w:p>
-    <w:p>
-      <w:pPr>
-        <w:pStyle w:val="BodyText"/>
-      </w:pPr>
-      <w:r>
-        <w:t xml:space="preserve">(2) Nach Ablauf des Abrufzeitraums löscht der Anbieter alle Kundendaten einschließlich der Dateien innerhalb von [30] Tagen vollständig. Datensicherungen werden im regulären Sicherungszyklus überschrieben, spätestens [30] Tage nach der Löschung im Produktivsystem. Der Anbieter bestätigt die Löschung auf Verlangen in Textform.</w:t>
-      </w:r>
-    </w:p>
-    <w:p>
-      <w:pPr>
-        <w:pStyle w:val="BodyText"/>
-      </w:pPr>
-      <w:r>
-        <w:t xml:space="preserve">(3) Von der Löschung ausgenommen sind Daten, die der Anbieter als Verantwortlicher aufgrund eigener gesetzlicher Pflichten aufbewahren muss, insbesondere Vertrags- und Abrechnungsdaten. Auftragsdaten gehören nicht dazu.</w:t>
+        <w:t xml:space="preserve">(1) Nach Vertragsende kann der Admin die Daten noch 30 Kalendertage lesen und exportieren (Abrufzeitraum); der Mandant hat in dieser Zeit den Status „Gekündigt“ (§ 16 Abs. 6). Im Fall des § 17 tritt der Datenabrufzeitraum nach § 17 Abs. 4 an die Stelle dieses Abrufzeitraums.</w:t>
+      </w:r>
+    </w:p>
+    <w:p>
+      <w:pPr>
+        <w:pStyle w:val="BodyText"/>
+      </w:pPr>
+      <w:r>
+        <w:t xml:space="preserve">(2) Nach Ablauf des Abrufzeitraums löscht der Anbieter alle Kundendaten einschließlich der Dateien innerhalb von [30] Tagen vollständig. Er löscht dazu den Mandanten in der Lizenzgeber-Konsole; die Plattform verlangt zur Bestätigung den Firmencode und entfernt Lieferungen, Dateien, Nutzer, Fahrzeuge, Mitteilungen, das Protokoll des Mandanten, Sitzungen, Push-Abonnements sowie die Firmen- und Lizenzdaten. Im Protokoll des Anbieters bleibt ein Eintrag mit Firmencode, Firmenname und Anzahl der gelöschten Nutzer und Dateien. Datensicherungen werden im regulären Sicherungszyklus überschrieben, spätestens [30] Tage nach der Löschung im Produktivsystem. Der Anbieter bestätigt die Löschung auf Verlangen in Textform.</w:t>
+      </w:r>
+    </w:p>
+    <w:p>
+      <w:pPr>
+        <w:pStyle w:val="BodyText"/>
+      </w:pPr>
+      <w:r>
+        <w:t xml:space="preserve">(3) Von der Löschung ausgenommen sind Daten, die der Anbieter als Verantwortlicher aufgrund eigener gesetzlicher Pflichten aufbewahren muss, insbesondere Vertrags- und Abrechnungsdaten. Diese bewahrt der Anbieter außerhalb der Plattform auf (z. B. in seiner Buchhaltung). Auftragsdaten gehören nicht dazu.</w:t>
       </w:r>
     </w:p>
     <w:p>
@@ -3499,7 +3625,7 @@
         <w:pStyle w:val="BodyText"/>
       </w:pPr>
       <w:r>
-        <w:t xml:space="preserve">(2) Der Anbieter hat keine Einsicht in Auftragsdaten. Ein Support-Zugriff auf den Mandanten erfolgt nur, wenn der Admin ihn freigibt; die Freigabe ist zeitlich begrenzt, jederzeit widerruflich und jeder Zugriff wird im für den Kunden einsehbaren Protokoll dokumentiert (Einzelheiten: AVV Anlage 4).</w:t>
+        <w:t xml:space="preserve">(2) Der Anbieter hat keine Einsicht in Auftragsdaten. Ein Support-Zugriff auf den Mandanten erfolgt nur, wenn der Admin ihn freigibt; die Freigabe gilt 24 Stunden, ist jederzeit widerruflich und wird im für den Kunden einsehbaren Protokoll dokumentiert. Die Plattform bietet derzeit keinen Support-Modus; auch mit Freigabe zeigt die Lizenzgeber-Konsole keine Auftragsdaten. Ein Einmalpasswort für einen ausgesperrten Admin erzeugt der Anbieter nur auf Anforderung des Kunden; die Plattform schaltet dabei die Zwei-Faktor-Anmeldung des Admins aus, und der Vorgang steht im Protokoll des Kunden (Einzelheiten: AVV Anlage 4).</w:t>
       </w:r>
     </w:p>
     <w:p>
@@ -3635,7 +3761,7 @@
         <w:pStyle w:val="BodyText"/>
       </w:pPr>
       <w:r>
-        <w:t xml:space="preserve">(2) Der Kunde kann der Referenznennung jederzeit ohne Angabe von Gründen in Textform oder über die Einstellungen der Plattform widersprechen. Der Anbieter entfernt die Nennung dann innerhalb von [30] Tagen aus Online-Medien und verwendet sie in neuen Unterlagen nicht mehr.</w:t>
+        <w:t xml:space="preserve">(2) Der Kunde kann der Referenznennung jederzeit ohne Angabe von Gründen in Textform [oder über die Einstellungen der Plattform – derzeit nicht vorhanden] widersprechen. Der Anbieter entfernt die Nennung dann innerhalb von [30] Tagen aus Online-Medien und verwendet sie in neuen Unterlagen nicht mehr.</w:t>
       </w:r>
     </w:p>
     <w:p>
@@ -3882,7 +4008,7 @@
               <w:jc w:val="left"/>
             </w:pPr>
             <w:r>
-              <w:t xml:space="preserve">Firmenname, Anschrift, Firmencode, Buchungsnummern-Präfix, Einstellungen (z. B. Fotopflicht, Unterschrift, Ankunftserfassung, Palettentausch, Fahrsperre, Standort beim Statuswechsel, Löschfristen)</w:t>
+              <w:t xml:space="preserve">Firmenname, rechtlicher Name, Anschrift, Kontakt, Firmencode, Tarif- und Lizenzangaben, belegter Speicher, gesendete Kündigungs- und Tarifwünsche, Buchungsnummern-Präfix, Einstellungen (z. B. Fotopflicht, Unterschrift, Ankunftserfassung, Palettentausch, Fahrsperre, Standort beim Statuswechsel, Auswertungen je Fahrer, Aufbewahrung in Jahren), Ende einer Support-Freigabe, ob ein API-Schlüssel besteht (mit den letzten 4 Zeichen)</w:t>
             </w:r>
           </w:p>
         </w:tc>
@@ -3920,19 +4046,19 @@
               <w:jc w:val="left"/>
             </w:pPr>
             <w:r>
-              <w:t xml:space="preserve">Logo, Markenfarbe, App-Name, Domain-Einstellungen</w:t>
-            </w:r>
-          </w:p>
-        </w:tc>
-        <w:tc>
-          <w:tcPr/>
-          <w:p>
-            <w:pPr>
-              <w:pStyle w:val="Compact"/>
-              <w:jc w:val="left"/>
-            </w:pPr>
-            <w:r>
-              <w:t xml:space="preserve">JSON, Originaldatei</w:t>
+              <w:t xml:space="preserve">Logo, App-Symbol, Markenfarbe, App-Name, eigene Domains</w:t>
+            </w:r>
+          </w:p>
+        </w:tc>
+        <w:tc>
+          <w:tcPr/>
+          <w:p>
+            <w:pPr>
+              <w:pStyle w:val="Compact"/>
+              <w:jc w:val="left"/>
+            </w:pPr>
+            <w:r>
+              <w:t xml:space="preserve">JSON, gespeicherte Datei (PNG)</w:t>
             </w:r>
           </w:p>
         </w:tc>
@@ -3958,19 +4084,19 @@
               <w:jc w:val="left"/>
             </w:pPr>
             <w:r>
-              <w:t xml:space="preserve">Name, Rolle, E-Mail bzw. Handynummer, Sprache, Status, Führerscheinklasse, zugeordnetes Fahrzeug</w:t>
-            </w:r>
-          </w:p>
-        </w:tc>
-        <w:tc>
-          <w:tcPr/>
-          <w:p>
-            <w:pPr>
-              <w:pStyle w:val="Compact"/>
-              <w:jc w:val="left"/>
-            </w:pPr>
-            <w:r>
-              <w:t xml:space="preserve">JSON, CSV</w:t>
+              <w:t xml:space="preserve">Name, Rolle, E-Mail bzw. Handynummer, Personalnummer, Sprache, Status, Führerscheinklasse, Notiz, zugeordnetes Fahrzeug, letzte Anmeldung, Zustimmung zum Standort, ob die Zwei-Faktor-Anmeldung eingeschaltet ist; gelöschte Personen als „Gelöschter Nutzer“</w:t>
+            </w:r>
+          </w:p>
+        </w:tc>
+        <w:tc>
+          <w:tcPr/>
+          <w:p>
+            <w:pPr>
+              <w:pStyle w:val="Compact"/>
+              <w:jc w:val="left"/>
+            </w:pPr>
+            <w:r>
+              <w:t xml:space="preserve">JSON</w:t>
             </w:r>
           </w:p>
         </w:tc>
@@ -4008,7 +4134,7 @@
               <w:jc w:val="left"/>
             </w:pPr>
             <w:r>
-              <w:t xml:space="preserve">JSON, CSV</w:t>
+              <w:t xml:space="preserve">JSON</w:t>
             </w:r>
           </w:p>
         </w:tc>
@@ -4034,19 +4160,19 @@
               <w:jc w:val="left"/>
             </w:pPr>
             <w:r>
-              <w:t xml:space="preserve">Buchungsnummer, Auftraggeber, Referenz, Lade- und Entladestellen mit Adressen, Zeitfenstern und Ansprechpartnern, Ware, Paletten, Gewicht, Gefahrgut, Temperatur, Hinweise, Zuweisung, Status</w:t>
-            </w:r>
-          </w:p>
-        </w:tc>
-        <w:tc>
-          <w:tcPr/>
-          <w:p>
-            <w:pPr>
-              <w:pStyle w:val="Compact"/>
-              <w:jc w:val="left"/>
-            </w:pPr>
-            <w:r>
-              <w:t xml:space="preserve">JSON, CSV</w:t>
+              <w:t xml:space="preserve">Buchungsnummer, Auftraggeber, Referenz, Lade- und Entladestellen mit Adressen, Zeitfenstern und Ansprechpartnern, Ware, Paletten, Gewicht, Gefahrgut, Temperatur, Hinweise, interne Notiz, Zuweisung, Status, Zustell- bzw. Stornozeitpunkt</w:t>
+            </w:r>
+          </w:p>
+        </w:tc>
+        <w:tc>
+          <w:tcPr/>
+          <w:p>
+            <w:pPr>
+              <w:pStyle w:val="Compact"/>
+              <w:jc w:val="left"/>
+            </w:pPr>
+            <w:r>
+              <w:t xml:space="preserve">JSON; Lieferliste als CSV (alle Lieferungen, neueste zuerst)</w:t>
             </w:r>
           </w:p>
         </w:tc>
@@ -4072,19 +4198,19 @@
               <w:jc w:val="left"/>
             </w:pPr>
             <w:r>
-              <w:t xml:space="preserve">Ereignisse mit Zeitpunkt, handelnder Person und – falls erfasst – Standort; Notizen; Problemmeldungen; Palettentausch; Empfängerangaben</w:t>
-            </w:r>
-          </w:p>
-        </w:tc>
-        <w:tc>
-          <w:tcPr/>
-          <w:p>
-            <w:pPr>
-              <w:pStyle w:val="Compact"/>
-              <w:jc w:val="left"/>
-            </w:pPr>
-            <w:r>
-              <w:t xml:space="preserve">JSON, CSV</w:t>
+              <w:t xml:space="preserve">Ereignisse mit Zeitpunkt des Tippens, – falls abweichend – Eingangszeit beim Server, handelnder Person und – falls erfasst und jünger als 90 Tage – Standort; Notizen; Problemmeldungen; Palettentausch; Empfängerangaben</w:t>
+            </w:r>
+          </w:p>
+        </w:tc>
+        <w:tc>
+          <w:tcPr/>
+          <w:p>
+            <w:pPr>
+              <w:pStyle w:val="Compact"/>
+              <w:jc w:val="left"/>
+            </w:pPr>
+            <w:r>
+              <w:t xml:space="preserve">JSON</w:t>
             </w:r>
           </w:p>
         </w:tc>
@@ -4110,19 +4236,19 @@
               <w:jc w:val="left"/>
             </w:pPr>
             <w:r>
-              <w:t xml:space="preserve">Lieferschein-Fotos, PDF-Dokumente, Unterschriften, Fotos zu Problemmeldungen, Abliefernachweise</w:t>
-            </w:r>
-          </w:p>
-        </w:tc>
-        <w:tc>
-          <w:tcPr/>
-          <w:p>
-            <w:pPr>
-              <w:pStyle w:val="Compact"/>
-              <w:jc w:val="left"/>
-            </w:pPr>
-            <w:r>
-              <w:t xml:space="preserve">Originaldateien, PDF</w:t>
+              <w:t xml:space="preserve">Lieferschein-Fotos, PDF-Dokumente, Unterschriften, Fotos zu Problemmeldungen, jeweils als gespeicherte Datei (Fotos als JPEG, Unterschriften als PNG, PDF unverändert) mit Dateiliste</w:t>
+            </w:r>
+          </w:p>
+        </w:tc>
+        <w:tc>
+          <w:tcPr/>
+          <w:p>
+            <w:pPr>
+              <w:pStyle w:val="Compact"/>
+              <w:jc w:val="left"/>
+            </w:pPr>
+            <w:r>
+              <w:t xml:space="preserve">Dateien im ZIP-Archiv, Liste in JSON</w:t>
             </w:r>
           </w:p>
         </w:tc>
@@ -4148,19 +4274,19 @@
               <w:jc w:val="left"/>
             </w:pPr>
             <w:r>
-              <w:t xml:space="preserve">Auswertungen je Fahrer und Monat, Pünktlichkeit, Standzeiten</w:t>
-            </w:r>
-          </w:p>
-        </w:tc>
-        <w:tc>
-          <w:tcPr/>
-          <w:p>
-            <w:pPr>
-              <w:pStyle w:val="Compact"/>
-              <w:jc w:val="left"/>
-            </w:pPr>
-            <w:r>
-              <w:t xml:space="preserve">CSV</w:t>
+              <w:t xml:space="preserve">Auswertungen je Monat: Zugestellt, Pünktlichkeit, Standzeiten, Palettensaldo, je Auftraggeber, je Lade- und Entladestelle und – falls eingeschaltet – je Fahrer</w:t>
+            </w:r>
+          </w:p>
+        </w:tc>
+        <w:tc>
+          <w:tcPr/>
+          <w:p>
+            <w:pPr>
+              <w:pStyle w:val="Compact"/>
+              <w:jc w:val="left"/>
+            </w:pPr>
+            <w:r>
+              <w:t xml:space="preserve">CSV (Download auf der Berichtsseite, wählbar sind die letzten 24 Monate)</w:t>
             </w:r>
           </w:p>
         </w:tc>
@@ -4186,19 +4312,19 @@
               <w:jc w:val="left"/>
             </w:pPr>
             <w:r>
-              <w:t xml:space="preserve">den Mandanten betreffende Einträge des Audit-Logs, einschließlich der Support-Zugriffe</w:t>
-            </w:r>
-          </w:p>
-        </w:tc>
-        <w:tc>
-          <w:tcPr/>
-          <w:p>
-            <w:pPr>
-              <w:pStyle w:val="Compact"/>
-              <w:jc w:val="left"/>
-            </w:pPr>
-            <w:r>
-              <w:t xml:space="preserve">JSON, CSV</w:t>
+              <w:t xml:space="preserve">den Mandanten betreffende Einträge des Audit-Logs (3 Jahre), einschließlich Anmeldungen, Fehlversuchen, Exporten und Freigaben des Support-Zugriffs, mit IP-Adressen der letzten 90 Tage</w:t>
+            </w:r>
+          </w:p>
+        </w:tc>
+        <w:tc>
+          <w:tcPr/>
+          <w:p>
+            <w:pPr>
+              <w:pStyle w:val="Compact"/>
+              <w:jc w:val="left"/>
+            </w:pPr>
+            <w:r>
+              <w:t xml:space="preserve">JSON</w:t>
             </w:r>
           </w:p>
         </w:tc>
@@ -4224,7 +4350,7 @@
               <w:jc w:val="left"/>
             </w:pPr>
             <w:r>
-              <w:t xml:space="preserve">Erstellungs- und Änderungszeitpunkte, Bezüge zwischen Datensätzen (IDs)</w:t>
+              <w:t xml:space="preserve">Erstellungs- und Änderungszeitpunkte, Bezüge zwischen Datensätzen (IDs), Zeitpunkt des Exports</w:t>
             </w:r>
           </w:p>
         </w:tc>
@@ -4242,6 +4368,14 @@
         </w:tc>
       </w:tr>
     </w:tbl>
+    <w:p>
+      <w:pPr>
+        <w:pStyle w:val="BodyText"/>
+      </w:pPr>
+      <w:r>
+        <w:t xml:space="preserve">Der Abliefernachweis ist keine gespeicherte Datei; die Plattform erzeugt ihn bei Bedarf als Druckansicht aus den exportierten Lieferdaten.</w:t>
+      </w:r>
+    </w:p>
     <w:bookmarkEnd w:id="49"/>
     <w:bookmarkStart w:id="50" w:name="a2-vom-export-ausgenommene-daten"/>
     <w:p>
@@ -4301,7 +4435,7 @@
               <w:jc w:val="left"/>
             </w:pPr>
             <w:r>
-              <w:t xml:space="preserve">Passwort- und PIN-Hashes, Sitzungs-Tokens, API-Schlüssel, Schlüssel der Push-Abonnements</w:t>
+              <w:t xml:space="preserve">Passwort- und PIN-Hashes, Zähler für Fehlversuche, Sitzungs-Tokens, API-Schlüssel und ihr Hash, Schlüssel der Zwei-Faktor-Anmeldung, Einladungs-Token, Schlüssel der Push-Abonnements</w:t>
             </w:r>
           </w:p>
         </w:tc>
@@ -4314,6 +4448,84 @@
             </w:pPr>
             <w:r>
               <w:t xml:space="preserve">Sicherheit; für einen Wechsel nicht erforderlich, Zugänge werden beim Zielanbieter neu vergeben</w:t>
+            </w:r>
+          </w:p>
+        </w:tc>
+      </w:tr>
+      <w:tr>
+        <w:tc>
+          <w:tcPr/>
+          <w:p>
+            <w:pPr>
+              <w:pStyle w:val="Compact"/>
+              <w:jc w:val="left"/>
+            </w:pPr>
+            <w:r>
+              <w:t xml:space="preserve">Kennungen gegen doppeltes Senden (mit dem Ergebnis der Aktion, 7 Tage)</w:t>
+            </w:r>
+          </w:p>
+        </w:tc>
+        <w:tc>
+          <w:tcPr/>
+          <w:p>
+            <w:pPr>
+              <w:pStyle w:val="Compact"/>
+              <w:jc w:val="left"/>
+            </w:pPr>
+            <w:r>
+              <w:t xml:space="preserve">technische Hilfsdaten; die Ergebnisse stehen in den exportierten Daten</w:t>
+            </w:r>
+          </w:p>
+        </w:tc>
+      </w:tr>
+      <w:tr>
+        <w:tc>
+          <w:tcPr/>
+          <w:p>
+            <w:pPr>
+              <w:pStyle w:val="Compact"/>
+              <w:jc w:val="left"/>
+            </w:pPr>
+            <w:r>
+              <w:t xml:space="preserve">Lizenz-Historie, interne Notiz des Anbieters zur Lizenz, Merker für Speicherwarnungen</w:t>
+            </w:r>
+          </w:p>
+        </w:tc>
+        <w:tc>
+          <w:tcPr/>
+          <w:p>
+            <w:pPr>
+              <w:pStyle w:val="Compact"/>
+              <w:jc w:val="left"/>
+            </w:pPr>
+            <w:r>
+              <w:t xml:space="preserve">Vertrags- und Abrechnungsdaten des Anbieters (§ 18 Abs. 3)</w:t>
+            </w:r>
+          </w:p>
+        </w:tc>
+      </w:tr>
+      <w:tr>
+        <w:tc>
+          <w:tcPr/>
+          <w:p>
+            <w:pPr>
+              <w:pStyle w:val="Compact"/>
+              <w:jc w:val="left"/>
+            </w:pPr>
+            <w:r>
+              <w:t xml:space="preserve">In-App-Mitteilungen</w:t>
+            </w:r>
+          </w:p>
+        </w:tc>
+        <w:tc>
+          <w:tcPr/>
+          <w:p>
+            <w:pPr>
+              <w:pStyle w:val="Compact"/>
+              <w:jc w:val="left"/>
+            </w:pPr>
+            <w:r>
+              <w:t xml:space="preserve">Kopien von Status- und Hinweistexten, die nach 90 Tagen ohnehin gelöscht werden; die Inhalte stehen im Verlauf der Lieferungen</w:t>
             </w:r>
           </w:p>
         </w:tc>
